--- a/Comprehensive_Coursework_Output.docx
+++ b/Comprehensive_Coursework_Output.docx
@@ -35,7 +35,7 @@
     <w:p/>
     <w:p>
       <w:r>
-        <w:t>Comprehensive Report Generated: 2025-11-15 21:04:46</w:t>
+        <w:t>Comprehensive Report Generated: 2025-11-17 09:08:42</w:t>
       </w:r>
     </w:p>
     <w:p>
@@ -61,7 +61,7 @@
         <w:pStyle w:val="ListBullet"/>
       </w:pPr>
       <w:r>
-        <w:t>• CGPA calculation using weighted averages</w:t>
+        <w:t>CGPA calculation using weighted averages</w:t>
       </w:r>
     </w:p>
     <w:p>
@@ -69,7 +69,7 @@
         <w:pStyle w:val="ListBullet"/>
       </w:pPr>
       <w:r>
-        <w:t>• Grade classification system (Distinction, Pass, Fail)</w:t>
+        <w:t>Grade classification system (Distinction, Pass, Fail)</w:t>
       </w:r>
     </w:p>
     <w:p>
@@ -77,7 +77,7 @@
         <w:pStyle w:val="ListBullet"/>
       </w:pPr>
       <w:r>
-        <w:t>• Basic arithmetic operations with error handling</w:t>
+        <w:t>Basic arithmetic operations with error handling</w:t>
       </w:r>
     </w:p>
     <w:p>
@@ -85,7 +85,7 @@
         <w:pStyle w:val="ListBullet"/>
       </w:pPr>
       <w:r>
-        <w:t>• Student number extraction and processing</w:t>
+        <w:t>Student number extraction and processing</w:t>
       </w:r>
     </w:p>
     <w:p>
@@ -93,7 +93,7 @@
         <w:pStyle w:val="ListBullet"/>
       </w:pPr>
       <w:r>
-        <w:t>• Word document integration for results storage</w:t>
+        <w:t>Word document integration for results storage</w:t>
       </w:r>
     </w:p>
     <w:p>
@@ -101,7 +101,7 @@
         <w:pStyle w:val="ListBullet"/>
       </w:pPr>
       <w:r>
-        <w:t>• Modular code structure with separate functions</w:t>
+        <w:t>Modular code structure with separate functions</w:t>
       </w:r>
     </w:p>
     <w:p/>
@@ -123,7 +123,7 @@
         <w:pStyle w:val="ListBullet"/>
       </w:pPr>
       <w:r>
-        <w:t>• Structure declaration and initialization</w:t>
+        <w:t>Structure declaration and initialization</w:t>
       </w:r>
     </w:p>
     <w:p>
@@ -131,7 +131,7 @@
         <w:pStyle w:val="ListBullet"/>
       </w:pPr>
       <w:r>
-        <w:t>• User input handling for structure members</w:t>
+        <w:t>User input handling for structure members</w:t>
       </w:r>
     </w:p>
     <w:p>
@@ -139,7 +139,7 @@
         <w:pStyle w:val="ListBullet"/>
       </w:pPr>
       <w:r>
-        <w:t>• Pointer operations with structures</w:t>
+        <w:t>Pointer operations with structures</w:t>
       </w:r>
     </w:p>
     <w:p>
@@ -147,7 +147,7 @@
         <w:pStyle w:val="ListBullet"/>
       </w:pPr>
       <w:r>
-        <w:t>• Function prototyping and parameter passing</w:t>
+        <w:t>Function prototyping and parameter passing</w:t>
       </w:r>
     </w:p>
     <w:p>
@@ -155,7 +155,7 @@
         <w:pStyle w:val="ListBullet"/>
       </w:pPr>
       <w:r>
-        <w:t>• Structure passing by value to functions</w:t>
+        <w:t>Structure passing by value to functions</w:t>
       </w:r>
     </w:p>
     <w:p/>
@@ -177,7 +177,7 @@
         <w:pStyle w:val="ListBullet"/>
       </w:pPr>
       <w:r>
-        <w:t>• Division by zero exception handling</w:t>
+        <w:t>Division by zero exception handling</w:t>
       </w:r>
     </w:p>
     <w:p>
@@ -185,7 +185,7 @@
         <w:pStyle w:val="ListBullet"/>
       </w:pPr>
       <w:r>
-        <w:t>• File not found error handling</w:t>
+        <w:t>File not found error handling</w:t>
       </w:r>
     </w:p>
     <w:p>
@@ -193,7 +193,7 @@
         <w:pStyle w:val="ListBullet"/>
       </w:pPr>
       <w:r>
-        <w:t>• Object-Oriented Programming principles</w:t>
+        <w:t>Object-Oriented Programming principles</w:t>
       </w:r>
     </w:p>
     <w:p>
@@ -201,7 +201,7 @@
         <w:pStyle w:val="ListBullet"/>
       </w:pPr>
       <w:r>
-        <w:t>• Inheritance with base and derived classes</w:t>
+        <w:t>Inheritance with base and derived classes</w:t>
       </w:r>
     </w:p>
     <w:p>
@@ -209,7 +209,7 @@
         <w:pStyle w:val="ListBullet"/>
       </w:pPr>
       <w:r>
-        <w:t>• Encapsulation with access control</w:t>
+        <w:t>Encapsulation with access control</w:t>
       </w:r>
     </w:p>
     <w:p>
@@ -217,7 +217,7 @@
         <w:pStyle w:val="ListBullet"/>
       </w:pPr>
       <w:r>
-        <w:t>• Polymorphism with method overriding</w:t>
+        <w:t>Polymorphism with method overriding</w:t>
       </w:r>
     </w:p>
     <w:p>
@@ -225,7 +225,7 @@
         <w:pStyle w:val="ListBullet"/>
       </w:pPr>
       <w:r>
-        <w:t>• Inventory management system example</w:t>
+        <w:t>Inventory management system example</w:t>
       </w:r>
     </w:p>
     <w:p/>
@@ -255,7 +255,7 @@
         <w:pStyle w:val="ListBullet"/>
       </w:pPr>
       <w:r>
-        <w:t>• Advanced mathematical functions (sqrt, power, trig)</w:t>
+        <w:t>Advanced mathematical functions (sqrt, power, trig)</w:t>
       </w:r>
     </w:p>
     <w:p>
@@ -263,7 +263,7 @@
         <w:pStyle w:val="ListBullet"/>
       </w:pPr>
       <w:r>
-        <w:t>• Calculation history tracking and storage</w:t>
+        <w:t>Calculation history tracking and storage</w:t>
       </w:r>
     </w:p>
     <w:p>
@@ -271,7 +271,7 @@
         <w:pStyle w:val="ListBullet"/>
       </w:pPr>
       <w:r>
-        <w:t>• Comprehensive error handling and validation</w:t>
+        <w:t>Comprehensive error handling and validation</w:t>
       </w:r>
     </w:p>
     <w:p>
@@ -279,7 +279,7 @@
         <w:pStyle w:val="ListBullet"/>
       </w:pPr>
       <w:r>
-        <w:t>• Object-oriented design with Calculator class</w:t>
+        <w:t>Object-oriented design with Calculator class</w:t>
       </w:r>
     </w:p>
     <w:p>
@@ -287,7 +287,7 @@
         <w:pStyle w:val="ListBullet"/>
       </w:pPr>
       <w:r>
-        <w:t>• Secure student authentication system</w:t>
+        <w:t>Secure student authentication system</w:t>
       </w:r>
     </w:p>
     <w:p>
@@ -295,7 +295,7 @@
         <w:pStyle w:val="ListBullet"/>
       </w:pPr>
       <w:r>
-        <w:t>• Word document integration for all outputs</w:t>
+        <w:t>Word document integration for all outputs</w:t>
       </w:r>
     </w:p>
     <w:p/>
@@ -317,7 +317,7 @@
         <w:pStyle w:val="ListBullet"/>
       </w:pPr>
       <w:r>
-        <w:t>• Modular Design: Separate classes for distinct functionalities</w:t>
+        <w:t>Modular Design: Separate classes for distinct functionalities</w:t>
       </w:r>
     </w:p>
     <w:p>
@@ -325,7 +325,7 @@
         <w:pStyle w:val="ListBullet"/>
       </w:pPr>
       <w:r>
-        <w:t>• Error Handling: Comprehensive try-except blocks</w:t>
+        <w:t>Error Handling: Comprehensive try-except blocks</w:t>
       </w:r>
     </w:p>
     <w:p>
@@ -333,7 +333,7 @@
         <w:pStyle w:val="ListBullet"/>
       </w:pPr>
       <w:r>
-        <w:t>• Code Reusability: Modular functions and class methods</w:t>
+        <w:t>Code Reusability: Modular functions and class methods</w:t>
       </w:r>
     </w:p>
     <w:p>
@@ -341,7 +341,7 @@
         <w:pStyle w:val="ListBullet"/>
       </w:pPr>
       <w:r>
-        <w:t>• Maintainability: Clear naming conventions and documentation</w:t>
+        <w:t>Maintainability: Clear naming conventions and documentation</w:t>
       </w:r>
     </w:p>
     <w:p>
@@ -349,7 +349,7 @@
         <w:pStyle w:val="ListBullet"/>
       </w:pPr>
       <w:r>
-        <w:t>• Data Encapsulation: Private methods and proper access control</w:t>
+        <w:t>Data Encapsulation: Private methods and proper access control</w:t>
       </w:r>
     </w:p>
     <w:p>
@@ -357,7 +357,7 @@
         <w:pStyle w:val="ListBullet"/>
       </w:pPr>
       <w:r>
-        <w:t>• Inheritance and Polymorphism: OOP principles in practice</w:t>
+        <w:t>Inheritance and Polymorphism: OOP principles in practice</w:t>
       </w:r>
     </w:p>
     <w:sectPr>

--- a/Comprehensive_Coursework_Output.docx
+++ b/Comprehensive_Coursework_Output.docx
@@ -35,7 +35,7 @@
     <w:p/>
     <w:p>
       <w:r>
-        <w:t>Comprehensive Report Generated: 2025-11-17 09:08:42</w:t>
+        <w:t>Comprehensive Report Generated: 2025-11-17 09:57:17</w:t>
       </w:r>
     </w:p>
     <w:p>
